--- a/document_templates/russian_library/Исковые_заявления/Трудовые_споры/шаблон_Исковое_заявление_о_взыскании_невыплаченной_премии.docx
+++ b/document_templates/russian_library/Исковые_заявления/Трудовые_споры/шаблон_Исковое_заявление_о_взыскании_невыплаченной_премии.docx
@@ -37,7 +37,7 @@
           <w:szCs w:val="24"/>
           <w:lang w:val="en-US"/>
         </w:rPr>
-        <w:t xml:space="preserve">{{ w_t_w_r_w_prooferr_w_type_spellstart_w_r_w_rsidr_000929c0_w_rpr_w_rfonts_w_ascii_times_new_roman_w_hansi_times_new_roman_w_cs_times_new_roman_w_sz_w_val_24_w_szcs_w_val_24_w_lang_w_val_en_us_w_rpr_w_t_court_name_w_t_w_r_w_prooferr_w_type_spellend_w_r_w_rsidr_000929c0_w_rpr_w_rfonts_w_ascii_times_new_roman_w_hansi_times_new_roman_w_cs_times_new_roman_w_sz_w_val_24_w_szcs_w_val_24_w_lang_w_val_en_us_w_rpr_w_t_xml_space_preserve }}</w:t>
+        <w:t xml:space="preserve">{{ court_name }}</w:t>
       </w:r>
     </w:p>
     <w:p>
@@ -51,15 +51,14 @@
           <w:lang w:val="en-US"/>
         </w:rPr>
       </w:pPr>
-      <w:proofErr w:type="gramStart"/>
-      <w:r>
-        <w:rPr>
-          <w:rFonts w:ascii="Times New Roman" w:hAnsi="Times New Roman" w:cs="Times New Roman"/>
-          <w:sz w:val="24"/>
-          <w:szCs w:val="24"/>
-          <w:lang w:val="en-US"/>
-        </w:rPr>
-        <w:t xml:space="preserve">{{ w_t_w_r_w_prooferr_w_type_spellstart_w_r_w_rpr_w_rfonts_w_ascii_times_new_roman_w_hansi_times_new_roman_w_cs_times_new_roman_w_sz_w_val_24_w_szcs_w_val_24_w_lang_w_val_en_us_w_rpr_w_t_court_w_t_w_r_w_prooferr_w_type_gramend_w_r_w_rsidrpr_005c2e28_w_rpr_w_rfonts_w_ascii_times_new_roman_w_hansi_times_new_roman_w_cs_times_new_roman_w_sz_w_val_24_w_szcs_w_val_24_w_lang_w_val_en_us_w_rpr_w_t_w_t_w_r_w_r_w_rpr_w_rfonts_w_ascii_times_new_roman_w_hansi_times_new_roman_w_cs_times_new_roman_w_sz_w_val_24_w_szcs_w_val_24_w_lang_w_val_en_us_w_rpr_w_t_address_w_t_w_r_w_prooferr_w_type_spellend_w_r_w_rsidrpr_005c2e28_w_rpr_w_rfonts_w_ascii_times_new_roman_w_hansi_times_new_roman_w_cs_times_new_roman_w_sz_w_val_24_w_szcs_w_val_24_w_lang_w_val_en_us_w_rpr_w_t_xml_space_preserve }}</w:t>
+      <w:r>
+        <w:rPr>
+          <w:rFonts w:ascii="Times New Roman" w:hAnsi="Times New Roman" w:cs="Times New Roman"/>
+          <w:sz w:val="24"/>
+          <w:szCs w:val="24"/>
+          <w:lang w:val="en-US"/>
+        </w:rPr>
+        <w:t xml:space="preserve">{{ court_address }}</w:t>
       </w:r>
     </w:p>
     <w:p>
@@ -97,7 +96,7 @@
           <w:szCs w:val="24"/>
           <w:lang w:val="en-US"/>
         </w:rPr>
-        <w:t xml:space="preserve">{{ w_t_w_r_w_r_w_rsidr_000929c0_w_rpr_w_rfonts_w_ascii_times_new_roman_w_hansi_times_new_roman_w_cs_times_new_roman_w_sz_w_val_24_w_szcs_w_val_24_w_lang_w_val_en_us_w_rpr_w_t_plaintiff_w_t_w_r_w_r_w_rsidr_000929c0_w_rsidrpr_005c2e28_w_rpr_w_rfonts_w_ascii_times_new_roman_w_hansi_times_new_roman_w_cs_times_new_roman_w_sz_w_val_24_w_szcs_w_val_24_w_lang_w_val_en_us_w_rpr_w_t_xml_space_preserve }}</w:t>
+        <w:t xml:space="preserve">{{ plaintiff }}</w:t>
       </w:r>
     </w:p>
     <w:p>
@@ -152,7 +151,7 @@
           <w:szCs w:val="24"/>
           <w:lang w:val="en-US"/>
         </w:rPr>
-        <w:t xml:space="preserve"> {{ w_t_w_r_w_prooferr_w_type_spellstart_w_r_w_rsidr_000929c0_w_rpr_w_rfonts_w_ascii_times_new_roman_w_hansi_times_new_roman_w_cs_times_new_roman_w_sz_w_val_24_w_szcs_w_val_24_w_lang_w_val_en_us_w_rpr_w_t_plaintiff_w_t_w_r_w_r_w_rsidr_000929c0_w_rsidrpr_005c2e28_w_rpr_w_rfonts_w_ascii_times_new_roman_w_hansi_times_new_roman_w_cs_times_new_roman_w_sz_w_val_24_w_szcs_w_val_24_w_lang_w_val_en_us_w_rpr_w_t_w_t_w_r_w_r_w_rsidr_000929c0_w_rpr_w_rfonts_w_ascii_times_new_roman_w_hansi_times_new_roman_w_cs_times_new_roman_w_sz_w_val_24_w_szcs_w_val_24_w_lang_w_val_en_us_w_rpr_w_t_representative_w_t_w_r_w_prooferr_w_type_spellend_w_r_w_rsidr_000929c0_w_rsidrpr_005c2e28_w_rpr_w_rfonts_w_ascii_times_new_roman_w_hansi_times_new_roman_w_cs_times_new_roman_w_sz_w_val_24_w_szcs_w_val_24_w_lang_w_val_en_us_w_rpr_w_t_xml_space_preserve }}</w:t>
+        <w:t xml:space="preserve"> {{ plaintiff_representative }}</w:t>
       </w:r>
     </w:p>
     <w:p>
@@ -213,15 +212,14 @@
           <w:lang w:val="en-US"/>
         </w:rPr>
       </w:pPr>
-      <w:proofErr w:type="gramStart"/>
-      <w:r>
-        <w:rPr>
-          <w:rFonts w:ascii="Times New Roman" w:hAnsi="Times New Roman" w:cs="Times New Roman"/>
-          <w:sz w:val="24"/>
-          <w:szCs w:val="24"/>
-          <w:lang w:val="en-US"/>
-        </w:rPr>
-        <w:t xml:space="preserve">{{ w_t_w_r_w_prooferr_w_type_spellstart_w_r_w_rpr_w_rfonts_w_ascii_times_new_roman_w_hansi_times_new_roman_w_cs_times_new_roman_w_sz_w_val_24_w_szcs_w_val_24_w_lang_w_val_en_us_w_rpr_w_t_defendant_w_t_w_r_w_prooferr_w_type_gramend_w_r_w_rsidrpr_005c2e28_w_rpr_w_rfonts_w_ascii_times_new_roman_w_hansi_times_new_roman_w_cs_times_new_roman_w_sz_w_val_24_w_szcs_w_val_24_w_lang_w_val_en_us_w_rpr_w_t_w_t_w_r_w_r_w_rpr_w_rfonts_w_ascii_times_new_roman_w_hansi_times_new_roman_w_cs_times_new_roman_w_sz_w_val_24_w_szcs_w_val_24_w_lang_w_val_en_us_w_rpr_w_t_id_w_t_w_r_w_prooferr_w_type_spellend_w_r_w_rsidrpr_005c2e28_w_rpr_w_rfonts_w_ascii_times_new_roman_w_hansi_times_new_roman_w_cs_times_new_roman_w_sz_w_val_24_w_szcs_w_val_24_w_lang_w_val_en_us_w_rpr_w_t_xml_space_preserve }}</w:t>
+      <w:r>
+        <w:rPr>
+          <w:rFonts w:ascii="Times New Roman" w:hAnsi="Times New Roman" w:cs="Times New Roman"/>
+          <w:sz w:val="24"/>
+          <w:szCs w:val="24"/>
+          <w:lang w:val="en-US"/>
+        </w:rPr>
+        <w:t xml:space="preserve">{{ defendant_id }}</w:t>
       </w:r>
     </w:p>
     <w:p>
@@ -287,7 +285,6 @@
         </w:rPr>
         <w:t xml:space="preserve">{ </w:t>
       </w:r>
-      <w:proofErr w:type="spellStart"/>
       <w:r>
         <w:rPr>
           <w:rFonts w:ascii="Times New Roman" w:hAnsi="Times New Roman" w:cs="Times New Roman"/>
@@ -297,7 +294,6 @@
         </w:rPr>
         <w:t>registration_address</w:t>
       </w:r>
-      <w:proofErr w:type="spellEnd"/>
       <w:r>
         <w:rPr>
           <w:rFonts w:ascii="Times New Roman" w:hAnsi="Times New Roman" w:cs="Times New Roman"/>
@@ -349,7 +345,7 @@
           <w:sz w:val="24"/>
           <w:szCs w:val="24"/>
         </w:rPr>
-        <w:t xml:space="preserve"> {{ w_t_w_r_w_r_w_rsidr_000929c0_w_rpr_w_rfonts_w_ascii_times_new_roman_w_hansi_times_new_roman_w_cs_times_new_roman_w_sz_w_val_24_w_szcs_w_val_24_w_lang_w_val_en_us_w_rpr_w_t_plaintiff_w_t_w_r_w_r_w_rsidr_000929c0_w_rsidrpr_000929c0_w_rpr_w_rfonts_w_ascii_times_new_roman_w_hansi_times_new_roman_w_cs_times_new_roman_w_sz_w_val_24_w_szcs_w_val_24_w_rpr_w_t_xml_space_preserve }}</w:t>
+        <w:t xml:space="preserve"> {{ plaintiff }}</w:t>
       </w:r>
       <w:r>
         <w:rPr>
@@ -365,7 +361,7 @@
           <w:sz w:val="24"/>
           <w:szCs w:val="24"/>
         </w:rPr>
-        <w:t xml:space="preserve">{{ w_t_w_r_w_r_w_rsidr_000929c0_w_rpr_w_rfonts_w_ascii_times_new_roman_w_hansi_times_new_roman_w_cs_times_new_roman_w_sz_w_val_24_w_szcs_w_val_24_w_lang_w_val_en_us_w_rpr_w_t_job_w_t_w_r_w_r_w_rsidr_000929c0_w_rsidrpr_000929c0_w_rpr_w_rfonts_w_ascii_times_new_roman_w_hansi_times_new_roman_w_cs_times_new_roman_w_sz_w_val_24_w_szcs_w_val_24_w_rpr_w_t_w_t_w_r_w_r_w_rsidr_000929c0_w_rpr_w_rfonts_w_ascii_times_new_roman_w_hansi_times_new_roman_w_cs_times_new_roman_w_sz_w_val_24_w_szcs_w_val_24_w_lang_w_val_en_us_w_rpr_w_t_title_w_t_w_r_w_r_w_rsidr_000929c0_w_rsidrpr_000929c0_w_rpr_w_rfonts_w_ascii_times_new_roman_w_hansi_times_new_roman_w_cs_times_new_roman_w_sz_w_val_24_w_szcs_w_val_24_w_rpr_w_t_xml_space_preserve }}</w:t>
+        <w:t xml:space="preserve">{{ job_title }}</w:t>
       </w:r>
       <w:r>
         <w:rPr>
@@ -381,7 +377,7 @@
           <w:sz w:val="24"/>
           <w:szCs w:val="24"/>
         </w:rPr>
-        <w:t xml:space="preserve">{{ w_t_w_r_w_r_w_rsidr_000929c0_w_rpr_w_rfonts_w_ascii_times_new_roman_w_hansi_times_new_roman_w_cs_times_new_roman_w_sz_w_val_24_w_szcs_w_val_24_w_lang_w_val_en_us_w_rpr_w_t_work_w_t_w_r_w_r_w_rsidr_000929c0_w_rsidrpr_000929c0_w_rpr_w_rfonts_w_ascii_times_new_roman_w_hansi_times_new_roman_w_cs_times_new_roman_w_sz_w_val_24_w_szcs_w_val_24_w_rpr_w_t_w_t_w_r_w_r_w_rsidr_000929c0_w_rpr_w_rfonts_w_ascii_times_new_roman_w_hansi_times_new_roman_w_cs_times_new_roman_w_sz_w_val_24_w_szcs_w_val_24_w_lang_w_val_en_us_w_rpr_w_t_place_w_t_w_r_w_r_w_rsidr_000929c0_w_rsidrpr_000929c0_w_rpr_w_rfonts_w_ascii_times_new_roman_w_hansi_times_new_roman_w_cs_times_new_roman_w_sz_w_val_24_w_szcs_w_val_24_w_rpr_w_t_xml_space_preserve }}</w:t>
+        <w:t xml:space="preserve">{{ work_place }}</w:t>
       </w:r>
       <w:r>
         <w:rPr>
@@ -397,7 +393,7 @@
           <w:sz w:val="24"/>
           <w:szCs w:val="24"/>
         </w:rPr>
-        <w:t xml:space="preserve">{{ w_t_w_r_w_r_w_rsidr_000929c0_w_rpr_w_rfonts_w_ascii_times_new_roman_w_hansi_times_new_roman_w_cs_times_new_roman_w_sz_w_val_24_w_szcs_w_val_24_w_lang_w_val_en_us_w_rpr_w_t_bonus_w_t_w_r_w_r_w_rsidr_000929c0_w_rsidrpr_000929c0_w_rpr_w_rfonts_w_ascii_times_new_roman_w_hansi_times_new_roman_w_cs_times_new_roman_w_sz_w_val_24_w_szcs_w_val_24_w_rpr_w_t_w_t_w_r_w_r_w_rsidr_000929c0_w_rpr_w_rfonts_w_ascii_times_new_roman_w_hansi_times_new_roman_w_cs_times_new_roman_w_sz_w_val_24_w_szcs_w_val_24_w_lang_w_val_en_us_w_rpr_w_t_amount_w_t_w_r_w_r_w_rsidr_000929c0_w_rsidrpr_000929c0_w_rpr_w_rfonts_w_ascii_times_new_roman_w_hansi_times_new_roman_w_cs_times_new_roman_w_sz_w_val_24_w_szcs_w_val_24_w_rpr_w_t_xml_space_preserve }}</w:t>
+        <w:t xml:space="preserve">{{ bonus_amount }}</w:t>
       </w:r>
       <w:r>
         <w:rPr>
@@ -421,7 +417,7 @@
           <w:sz w:val="24"/>
           <w:szCs w:val="24"/>
         </w:rPr>
-        <w:t xml:space="preserve"> {{ w_t_w_r_w_r_w_rsidr_000929c0_w_rpr_w_rfonts_w_ascii_times_new_roman_w_hansi_times_new_roman_w_cs_times_new_roman_w_sz_w_val_24_w_szcs_w_val_24_w_lang_w_val_en_us_w_rpr_w_t_to_w_t_w_r_w_r_w_rsidr_000929c0_w_rsidrpr_000929c0_w_rpr_w_rfonts_w_ascii_times_new_roman_w_hansi_times_new_roman_w_cs_times_new_roman_w_sz_w_val_24_w_szcs_w_val_24_w_rpr_w_t_w_t_w_r_w_r_w_rsidr_000929c0_w_rpr_w_rfonts_w_ascii_times_new_roman_w_hansi_times_new_roman_w_cs_times_new_roman_w_sz_w_val_24_w_szcs_w_val_24_w_lang_w_val_en_us_w_rpr_w_t_for_w_t_w_r_w_r_w_rsidr_000929c0_w_rsidrpr_000929c0_w_rpr_w_rfonts_w_ascii_times_new_roman_w_hansi_times_new_roman_w_cs_times_new_roman_w_sz_w_val_24_w_szcs_w_val_24_w_rpr_w_t_w_t_w_r_w_r_w_rsidr_000929c0_w_rpr_w_rfonts_w_ascii_times_new_roman_w_hansi_times_new_roman_w_cs_times_new_roman_w_sz_w_val_24_w_szcs_w_val_24_w_lang_w_val_en_us_w_rpr_w_t_bonus_w_t_w_r_w_r_w_rsidr_000929c0_w_rsidrpr_000929c0_w_rpr_w_rfonts_w_ascii_times_new_roman_w_hansi_times_new_roman_w_cs_times_new_roman_w_sz_w_val_24_w_szcs_w_val_24_w_rpr_w_t_xml_space_preserve }}</w:t>
+        <w:t xml:space="preserve"> {{ to_for_bonus }}</w:t>
       </w:r>
       <w:r>
         <w:rPr>
@@ -457,7 +453,7 @@
           <w:sz w:val="24"/>
           <w:szCs w:val="24"/>
         </w:rPr>
-        <w:t xml:space="preserve">{{ w_t_w_r_w_r_w_rpr_w_rfonts_w_ascii_times_new_roman_w_hansi_times_new_roman_w_cs_times_new_roman_w_sz_w_val_24_w_szcs_w_val_24_w_lang_w_val_en_us_w_rpr_w_t_details_w_t_w_r_w_r_w_rsidrpr_000929c0_w_rpr_w_rfonts_w_ascii_times_new_roman_w_hansi_times_new_roman_w_cs_times_new_roman_w_sz_w_val_24_w_szcs_w_val_24_w_rpr_w_t_xml_space_preserve }}</w:t>
+        <w:t xml:space="preserve">{{ details }}</w:t>
       </w:r>
       <w:r>
         <w:rPr>
@@ -489,7 +485,7 @@
           <w:sz w:val="24"/>
           <w:szCs w:val="24"/>
         </w:rPr>
-        <w:t xml:space="preserve">{{ w_t_w_r_w_r_w_rpr_w_rfonts_w_ascii_times_new_roman_w_hansi_times_new_roman_w_cs_times_new_roman_w_sz_w_val_24_w_szcs_w_val_24_w_lang_w_val_en_us_w_rpr_w_t_work_w_t_w_r_w_r_w_rsidrpr_000929c0_w_rpr_w_rfonts_w_ascii_times_new_roman_w_hansi_times_new_roman_w_cs_times_new_roman_w_sz_w_val_24_w_szcs_w_val_24_w_rpr_w_t_w_t_w_r_w_r_w_rpr_w_rfonts_w_ascii_times_new_roman_w_hansi_times_new_roman_w_cs_times_new_roman_w_sz_w_val_24_w_szcs_w_val_24_w_lang_w_val_en_us_w_rpr_w_t_place_w_t_w_r_w_r_w_rsidrpr_000929c0_w_rpr_w_rfonts_w_ascii_times_new_roman_w_hansi_times_new_roman_w_cs_times_new_roman_w_sz_w_val_24_w_szcs_w_val_24_w_rpr_w_t_xml_space_preserve }}</w:t>
+        <w:t xml:space="preserve">{{ work_place }}</w:t>
       </w:r>
       <w:r>
         <w:rPr>
@@ -547,7 +543,7 @@
           <w:sz w:val="24"/>
           <w:szCs w:val="24"/>
         </w:rPr>
-        <w:t xml:space="preserve"> {{ w_t_w_r_w_r_w_rsidr_000929c0_w_rpr_w_rfonts_w_ascii_times_new_roman_w_hansi_times_new_roman_w_cs_times_new_roman_w_sz_w_val_24_w_szcs_w_val_24_w_lang_w_val_en_us_w_rpr_w_t_work_w_t_w_r_w_r_w_rsidr_000929c0_w_rsidrpr_000929c0_w_rpr_w_rfonts_w_ascii_times_new_roman_w_hansi_times_new_roman_w_cs_times_new_roman_w_sz_w_val_24_w_szcs_w_val_24_w_rpr_w_t_w_t_w_r_w_r_w_rsidr_000929c0_w_rpr_w_rfonts_w_ascii_times_new_roman_w_hansi_times_new_roman_w_cs_times_new_roman_w_sz_w_val_24_w_szcs_w_val_24_w_lang_w_val_en_us_w_rpr_w_t_place_w_t_w_r_w_r_w_rsidr_000929c0_w_rsidrpr_000929c0_w_rpr_w_rfonts_w_ascii_times_new_roman_w_hansi_times_new_roman_w_cs_times_new_roman_w_sz_w_val_24_w_szcs_w_val_24_w_rpr_w_t_xml_space_preserve }} </w:t>
+        <w:t xml:space="preserve"> {{ work_place }} </w:t>
       </w:r>
       <w:r>
         <w:rPr>
@@ -563,7 +559,7 @@
           <w:sz w:val="24"/>
           <w:szCs w:val="24"/>
         </w:rPr>
-        <w:t xml:space="preserve">{{ w_t_w_r_w_r_w_rsidr_000929c0_w_rpr_w_rfonts_w_ascii_times_new_roman_w_hansi_times_new_roman_w_cs_times_new_roman_w_sz_w_val_24_w_szcs_w_val_24_w_lang_w_val_en_us_w_rpr_w_t_bonus_w_t_w_r_w_r_w_rsidr_000929c0_w_rsidrpr_000929c0_w_rpr_w_rfonts_w_ascii_times_new_roman_w_hansi_times_new_roman_w_cs_times_new_roman_w_sz_w_val_24_w_szcs_w_val_24_w_rpr_w_t_w_t_w_r_w_r_w_rsidr_000929c0_w_rpr_w_rfonts_w_ascii_times_new_roman_w_hansi_times_new_roman_w_cs_times_new_roman_w_sz_w_val_24_w_szcs_w_val_24_w_lang_w_val_en_us_w_rpr_w_t_amount_w_t_w_r_w_r_w_rsidr_000929c0_w_rsidrpr_000929c0_w_rpr_w_rfonts_w_ascii_times_new_roman_w_hansi_times_new_roman_w_cs_times_new_roman_w_sz_w_val_24_w_szcs_w_val_24_w_rpr_w_t_xml_space_preserve }}</w:t>
+        <w:t xml:space="preserve">{{ bonus_amount }}</w:t>
       </w:r>
       <w:r>
         <w:rPr>
@@ -611,7 +607,7 @@
           <w:szCs w:val="24"/>
           <w:lang w:val="en-US"/>
         </w:rPr>
-        <w:t xml:space="preserve">{{ w_t_w_r_w_r_w_rsidr_005c2e28_w_rpr_w_rfonts_w_ascii_times_new_roman_w_hansi_times_new_roman_w_cs_times_new_roman_w_i_w_ics_w_sz_w_val_24_w_szcs_w_val_24_w_lang_w_val_en_us_w_rpr_w_t_signature_w_t_w_r_w_r_w_rsidrpr_000929c0_w_rpr_w_rfonts_w_ascii_times_new_roman_w_hansi_times_new_roman_w_cs_times_new_roman_w_i_w_ics_w_sz_w_val_24_w_szcs_w_val_24_w_lang_w_val_en_us_w_rpr_w_t_xml_space_preserve }}</w:t>
+        <w:t xml:space="preserve">{{ signature }}</w:t>
       </w:r>
       <w:r>
         <w:rPr>
